--- a/khalid_aldammak_MATLAB_CW2.docx
+++ b/khalid_aldammak_MATLAB_CW2.docx
@@ -72,7 +72,6 @@
     <w:p>
       <w:pPr>
         <w:rPr>
-          <w:rFonts w:hint="cs"/>
           <w:b/>
           <w:bCs/>
           <w:rtl/>
@@ -232,6 +231,9 @@
         <w:ind w:left="426"/>
       </w:pPr>
       <w:r>
+        <w:rPr>
+          <w:noProof/>
+        </w:rPr>
         <w:drawing>
           <wp:inline distT="0" distB="0" distL="0" distR="0" wp14:anchorId="0673F717" wp14:editId="69D6370A">
             <wp:extent cx="2750820" cy="2224101"/>
@@ -371,7 +373,7 @@
           </mc:Choice>
           <mc:Fallback>
             <w:pict>
-              <v:rect w14:anchorId="16B3919B" id="AutoShape 1" o:spid="_x0000_s1026" style="width:24pt;height:24pt;visibility:visible;mso-wrap-style:square;mso-left-percent:-10001;mso-top-percent:-10001;mso-position-horizontal:absolute;mso-position-horizontal-relative:char;mso-position-vertical:absolute;mso-position-vertical-relative:line;mso-left-percent:-10001;mso-top-percent:-10001;v-text-anchor:top" o:gfxdata="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" filled="f" stroked="f">
+              <v:rect w14:anchorId="20F5FBD0" id="AutoShape 1" o:spid="_x0000_s1026" style="width:24pt;height:24pt;visibility:visible;mso-wrap-style:square;mso-left-percent:-10001;mso-top-percent:-10001;mso-position-horizontal:absolute;mso-position-horizontal-relative:char;mso-position-vertical:absolute;mso-position-vertical-relative:line;mso-left-percent:-10001;mso-top-percent:-10001;v-text-anchor:top" o:gfxdata="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" filled="f" stroked="f">
                 <o:lock v:ext="edit" aspectratio="t"/>
                 <w10:anchorlock/>
               </v:rect>
@@ -453,6 +455,60 @@
       <w:pPr>
         <w:jc w:val="left"/>
       </w:pPr>
+      <w:r>
+        <w:rPr>
+          <w:noProof/>
+        </w:rPr>
+        <w:lastRenderedPageBreak/>
+        <w:drawing>
+          <wp:inline distT="0" distB="0" distL="0" distR="0" wp14:anchorId="435D0565" wp14:editId="0360C099">
+            <wp:extent cx="2865120" cy="9077751"/>
+            <wp:effectExtent l="0" t="0" r="0" b="9525"/>
+            <wp:docPr id="989302127" name="Picture 1"/>
+            <wp:cNvGraphicFramePr>
+              <a:graphicFrameLocks xmlns:a="http://schemas.openxmlformats.org/drawingml/2006/main" noChangeAspect="1"/>
+            </wp:cNvGraphicFramePr>
+            <a:graphic xmlns:a="http://schemas.openxmlformats.org/drawingml/2006/main">
+              <a:graphicData uri="http://schemas.openxmlformats.org/drawingml/2006/picture">
+                <pic:pic xmlns:pic="http://schemas.openxmlformats.org/drawingml/2006/picture">
+                  <pic:nvPicPr>
+                    <pic:cNvPr id="0" name="Picture 2"/>
+                    <pic:cNvPicPr>
+                      <a:picLocks noChangeAspect="1" noChangeArrowheads="1"/>
+                    </pic:cNvPicPr>
+                  </pic:nvPicPr>
+                  <pic:blipFill>
+                    <a:blip r:embed="rId11">
+                      <a:extLst>
+                        <a:ext uri="{28A0092B-C50C-407E-A947-70E740481C1C}">
+                          <a14:useLocalDpi xmlns:a14="http://schemas.microsoft.com/office/drawing/2010/main" val="0"/>
+                        </a:ext>
+                      </a:extLst>
+                    </a:blip>
+                    <a:srcRect/>
+                    <a:stretch>
+                      <a:fillRect/>
+                    </a:stretch>
+                  </pic:blipFill>
+                  <pic:spPr bwMode="auto">
+                    <a:xfrm>
+                      <a:off x="0" y="0"/>
+                      <a:ext cx="2890610" cy="9158514"/>
+                    </a:xfrm>
+                    <a:prstGeom prst="rect">
+                      <a:avLst/>
+                    </a:prstGeom>
+                    <a:noFill/>
+                    <a:ln>
+                      <a:noFill/>
+                    </a:ln>
+                  </pic:spPr>
+                </pic:pic>
+              </a:graphicData>
+            </a:graphic>
+          </wp:inline>
+        </w:drawing>
+      </w:r>
     </w:p>
     <w:p>
       <w:pPr>
@@ -464,6 +520,7 @@
         <w:jc w:val="left"/>
       </w:pPr>
       <w:r>
+        <w:lastRenderedPageBreak/>
         <w:t>Include</w:t>
       </w:r>
       <w:r>
@@ -478,6 +535,9 @@
         <w:jc w:val="left"/>
       </w:pPr>
       <w:r>
+        <w:rPr>
+          <w:noProof/>
+        </w:rPr>
         <w:drawing>
           <wp:inline distT="0" distB="0" distL="0" distR="0" wp14:anchorId="36F4ED6B" wp14:editId="791401F5">
             <wp:extent cx="2935059" cy="2151797"/>
@@ -494,7 +554,7 @@
                     <pic:cNvPicPr/>
                   </pic:nvPicPr>
                   <pic:blipFill>
-                    <a:blip r:embed="rId11"/>
+                    <a:blip r:embed="rId12"/>
                     <a:stretch>
                       <a:fillRect/>
                     </a:stretch>
@@ -533,6 +593,71 @@
         <w:pStyle w:val="ListParagraph"/>
         <w:jc w:val="left"/>
       </w:pPr>
+      <w:r>
+        <w:rPr>
+          <w:noProof/>
+        </w:rPr>
+        <w:lastRenderedPageBreak/>
+        <w:drawing>
+          <wp:inline distT="0" distB="0" distL="0" distR="0" wp14:anchorId="4CDCE54B" wp14:editId="51554D2E">
+            <wp:extent cx="3482340" cy="8996823"/>
+            <wp:effectExtent l="0" t="0" r="3810" b="0"/>
+            <wp:docPr id="452651239" name="Picture 3"/>
+            <wp:cNvGraphicFramePr>
+              <a:graphicFrameLocks xmlns:a="http://schemas.openxmlformats.org/drawingml/2006/main" noChangeAspect="1"/>
+            </wp:cNvGraphicFramePr>
+            <a:graphic xmlns:a="http://schemas.openxmlformats.org/drawingml/2006/main">
+              <a:graphicData uri="http://schemas.openxmlformats.org/drawingml/2006/picture">
+                <pic:pic xmlns:pic="http://schemas.openxmlformats.org/drawingml/2006/picture">
+                  <pic:nvPicPr>
+                    <pic:cNvPr id="0" name="Picture 9"/>
+                    <pic:cNvPicPr>
+                      <a:picLocks noChangeAspect="1" noChangeArrowheads="1"/>
+                    </pic:cNvPicPr>
+                  </pic:nvPicPr>
+                  <pic:blipFill>
+                    <a:blip r:embed="rId13">
+                      <a:extLst>
+                        <a:ext uri="{28A0092B-C50C-407E-A947-70E740481C1C}">
+                          <a14:useLocalDpi xmlns:a14="http://schemas.microsoft.com/office/drawing/2010/main" val="0"/>
+                        </a:ext>
+                      </a:extLst>
+                    </a:blip>
+                    <a:srcRect/>
+                    <a:stretch>
+                      <a:fillRect/>
+                    </a:stretch>
+                  </pic:blipFill>
+                  <pic:spPr bwMode="auto">
+                    <a:xfrm>
+                      <a:off x="0" y="0"/>
+                      <a:ext cx="3490149" cy="9016997"/>
+                    </a:xfrm>
+                    <a:prstGeom prst="rect">
+                      <a:avLst/>
+                    </a:prstGeom>
+                    <a:noFill/>
+                    <a:ln>
+                      <a:noFill/>
+                    </a:ln>
+                  </pic:spPr>
+                </pic:pic>
+              </a:graphicData>
+            </a:graphic>
+          </wp:inline>
+        </w:drawing>
+      </w:r>
+    </w:p>
+    <w:p>
+      <w:pPr>
+        <w:pStyle w:val="ListParagraph"/>
+      </w:pPr>
+    </w:p>
+    <w:p>
+      <w:pPr>
+        <w:pStyle w:val="ListParagraph"/>
+        <w:jc w:val="left"/>
+      </w:pPr>
     </w:p>
     <w:p>
       <w:pPr>
@@ -570,6 +695,68 @@
     </w:p>
     <w:p>
       <w:pPr>
+        <w:pStyle w:val="NormalWeb"/>
+        <w:numPr>
+          <w:ilvl w:val="0"/>
+          <w:numId w:val="32"/>
+        </w:numPr>
+      </w:pPr>
+      <w:r>
+        <w:rPr>
+          <w:noProof/>
+        </w:rPr>
+        <w:drawing>
+          <wp:inline distT="0" distB="0" distL="0" distR="0" wp14:anchorId="05CEA914" wp14:editId="3F2551F4">
+            <wp:extent cx="2556933" cy="6686759"/>
+            <wp:effectExtent l="0" t="0" r="0" b="0"/>
+            <wp:docPr id="1170070974" name="Picture 2"/>
+            <wp:cNvGraphicFramePr>
+              <a:graphicFrameLocks xmlns:a="http://schemas.openxmlformats.org/drawingml/2006/main" noChangeAspect="1"/>
+            </wp:cNvGraphicFramePr>
+            <a:graphic xmlns:a="http://schemas.openxmlformats.org/drawingml/2006/main">
+              <a:graphicData uri="http://schemas.openxmlformats.org/drawingml/2006/picture">
+                <pic:pic xmlns:pic="http://schemas.openxmlformats.org/drawingml/2006/picture">
+                  <pic:nvPicPr>
+                    <pic:cNvPr id="0" name="Picture 1"/>
+                    <pic:cNvPicPr>
+                      <a:picLocks noChangeAspect="1" noChangeArrowheads="1"/>
+                    </pic:cNvPicPr>
+                  </pic:nvPicPr>
+                  <pic:blipFill>
+                    <a:blip r:embed="rId14">
+                      <a:extLst>
+                        <a:ext uri="{28A0092B-C50C-407E-A947-70E740481C1C}">
+                          <a14:useLocalDpi xmlns:a14="http://schemas.microsoft.com/office/drawing/2010/main" val="0"/>
+                        </a:ext>
+                      </a:extLst>
+                    </a:blip>
+                    <a:srcRect/>
+                    <a:stretch>
+                      <a:fillRect/>
+                    </a:stretch>
+                  </pic:blipFill>
+                  <pic:spPr bwMode="auto">
+                    <a:xfrm>
+                      <a:off x="0" y="0"/>
+                      <a:ext cx="2583461" cy="6756135"/>
+                    </a:xfrm>
+                    <a:prstGeom prst="rect">
+                      <a:avLst/>
+                    </a:prstGeom>
+                    <a:noFill/>
+                    <a:ln>
+                      <a:noFill/>
+                    </a:ln>
+                  </pic:spPr>
+                </pic:pic>
+              </a:graphicData>
+            </a:graphic>
+          </wp:inline>
+        </w:drawing>
+      </w:r>
+    </w:p>
+    <w:p>
+      <w:pPr>
         <w:pStyle w:val="ListParagraph"/>
         <w:ind w:left="709"/>
         <w:jc w:val="left"/>
@@ -580,6 +767,7 @@
         <w:pStyle w:val="Heading1"/>
       </w:pPr>
       <w:r>
+        <w:lastRenderedPageBreak/>
         <w:t xml:space="preserve">Task 4 </w:t>
       </w:r>
       <w:r>
@@ -625,11 +813,7 @@
         </w:rPr>
       </w:pPr>
       <w:r>
-        <w:t xml:space="preserve">This project gave me useful experience using MATLAB programming to tackle a real-world engineering challenge that involved controlling and monitoring temperature in real time. Ensuring dependable </w:t>
-      </w:r>
-      <w:r>
-        <w:lastRenderedPageBreak/>
-        <w:t>communication between MATLAB and the Arduino hardware was one of the biggest obstacles faced during the development process. The connection would occasionally become unstable or need to be reinitialised, necessitating thorough debugging and knowledge of MATLAB's hardware interface functionality.</w:t>
+        <w:t>This project gave me useful experience using MATLAB programming to tackle a real-world engineering challenge that involved controlling and monitoring temperature in real time. Ensuring dependable communication between MATLAB and the Arduino hardware was one of the biggest obstacles faced during the development process. The connection would occasionally become unstable or need to be reinitialised, necessitating thorough debugging and knowledge of MATLAB's hardware interface functionality.</w:t>
       </w:r>
       <w:r>
         <w:br/>
@@ -727,8 +911,8 @@
       </w:r>
     </w:p>
     <w:sectPr>
-      <w:headerReference w:type="default" r:id="rId12"/>
-      <w:headerReference w:type="first" r:id="rId13"/>
+      <w:headerReference w:type="default" r:id="rId15"/>
+      <w:headerReference w:type="first" r:id="rId16"/>
       <w:pgSz w:w="11906" w:h="16838"/>
       <w:pgMar w:top="720" w:right="720" w:bottom="720" w:left="720" w:header="708" w:footer="708" w:gutter="0"/>
       <w:cols w:space="708"/>
@@ -6079,6 +6263,7 @@
   <w:style w:type="character" w:default="1" w:styleId="DefaultParagraphFont">
     <w:name w:val="Default Paragraph Font"/>
     <w:uiPriority w:val="1"/>
+    <w:semiHidden/>
     <w:unhideWhenUsed/>
   </w:style>
   <w:style w:type="table" w:default="1" w:styleId="TableNormal">
@@ -6641,6 +6826,24 @@
       <w:shd w:val="clear" w:color="auto" w:fill="E1DFDD"/>
     </w:rPr>
   </w:style>
+  <w:style w:type="paragraph" w:styleId="NormalWeb">
+    <w:name w:val="Normal (Web)"/>
+    <w:basedOn w:val="Normal"/>
+    <w:uiPriority w:val="99"/>
+    <w:semiHidden/>
+    <w:unhideWhenUsed/>
+    <w:rsid w:val="006A0E2B"/>
+    <w:pPr>
+      <w:spacing w:beforeAutospacing="1" w:after="100" w:afterAutospacing="1" w:line="240" w:lineRule="auto"/>
+      <w:jc w:val="left"/>
+    </w:pPr>
+    <w:rPr>
+      <w:rFonts w:ascii="Times New Roman" w:eastAsia="Times New Roman" w:hAnsi="Times New Roman" w:cs="Times New Roman"/>
+      <w:sz w:val="24"/>
+      <w:szCs w:val="24"/>
+      <w:lang w:eastAsia="en-GB"/>
+    </w:rPr>
+  </w:style>
 </w:styles>
 </file>
 
